--- a/WDD231 Project Proposal.docx
+++ b/WDD231 Project Proposal.docx
@@ -38,6 +38,9 @@
         <w:t xml:space="preserve">: </w:t>
       </w:r>
       <w:r>
+        <w:rPr>
+          <w:highlight w:val="yellow"/>
+        </w:rPr>
         <w:t>DRC Kinshasa Seminaries &amp; Institutes Coordination</w:t>
       </w:r>
     </w:p>
@@ -92,13 +95,57 @@
         <w:jc w:val="both"/>
       </w:pPr>
       <w:r>
-        <w:t xml:space="preserve">The purpose of this website is to provide a centralized digital platform that supports Seminary and Institute students, instructors, parents, and Church leaders throughout the </w:t>
-      </w:r>
-      <w:r>
-        <w:t xml:space="preserve">DRC </w:t>
-      </w:r>
-      <w:r>
-        <w:t>Kinshasa Coordination.</w:t>
+        <w:t>The purpose of this website is to provide a centralized digital platform that supports Seminary and Institute students, instructors, parents, and Church leaders throughout the DRC Kinshasa Coordination.</w:t>
+      </w:r>
+    </w:p>
+    <w:p>
+      <w:pPr>
+        <w:jc w:val="both"/>
+      </w:pPr>
+      <w:r>
+        <w:rPr>
+          <w:b/>
+          <w:bCs/>
+        </w:rPr>
+        <w:t>Scenarios</w:t>
+      </w:r>
+      <w:r>
+        <w:t>:</w:t>
+      </w:r>
+      <w:r>
+        <w:t xml:space="preserve"> </w:t>
+      </w:r>
+    </w:p>
+    <w:p>
+      <w:pPr>
+        <w:jc w:val="both"/>
+      </w:pPr>
+      <w:r>
+        <w:t>How to enroll to Seminary?</w:t>
+      </w:r>
+    </w:p>
+    <w:p>
+      <w:pPr>
+        <w:jc w:val="both"/>
+      </w:pPr>
+      <w:r>
+        <w:t>How to enroll at the Institute of Religion?</w:t>
+      </w:r>
+    </w:p>
+    <w:p>
+      <w:pPr>
+        <w:jc w:val="both"/>
+      </w:pPr>
+      <w:r>
+        <w:t>What is the class schedule?</w:t>
+      </w:r>
+    </w:p>
+    <w:p>
+      <w:pPr>
+        <w:jc w:val="both"/>
+      </w:pPr>
+      <w:r>
+        <w:t>What is the current course?...</w:t>
       </w:r>
     </w:p>
     <w:p>
@@ -240,6 +287,7 @@
         <w:jc w:val="both"/>
       </w:pPr>
       <w:r>
+        <w:lastRenderedPageBreak/>
         <w:t>Instructors and Teachers</w:t>
       </w:r>
     </w:p>
@@ -260,18 +308,200 @@
       </w:r>
     </w:p>
     <w:p>
-      <w:pPr>
-        <w:jc w:val="both"/>
+      <w:r>
         <w:rPr>
           <w:b/>
           <w:bCs/>
         </w:rPr>
+        <w:t>Color Schema</w:t>
+      </w:r>
+      <w:r>
+        <w:t xml:space="preserve">: </w:t>
+      </w:r>
+    </w:p>
+    <w:p>
+      <w:pPr>
+        <w:pStyle w:val="ListParagraph"/>
+        <w:numPr>
+          <w:ilvl w:val="0"/>
+          <w:numId w:val="6"/>
+        </w:numPr>
+        <w:jc w:val="both"/>
+      </w:pPr>
+      <w:r>
+        <w:t>P</w:t>
+      </w:r>
+      <w:r>
+        <w:t>rimary</w:t>
+      </w:r>
+      <w:r>
+        <w:t xml:space="preserve"> </w:t>
+      </w:r>
+      <w:proofErr w:type="gramStart"/>
+      <w:r>
+        <w:t>color: #003785 ;</w:t>
+      </w:r>
+      <w:proofErr w:type="gramEnd"/>
+    </w:p>
+    <w:p>
+      <w:pPr>
+        <w:pStyle w:val="ListParagraph"/>
+        <w:numPr>
+          <w:ilvl w:val="0"/>
+          <w:numId w:val="6"/>
+        </w:numPr>
+        <w:jc w:val="both"/>
+      </w:pPr>
+      <w:r>
+        <w:t>S</w:t>
+      </w:r>
+      <w:r>
+        <w:t>econdary</w:t>
+      </w:r>
+      <w:r>
+        <w:t xml:space="preserve"> </w:t>
+      </w:r>
+      <w:proofErr w:type="gramStart"/>
+      <w:r>
+        <w:t>color: #</w:t>
+      </w:r>
+      <w:proofErr w:type="gramEnd"/>
+      <w:r>
+        <w:t>ff6600;</w:t>
+      </w:r>
+    </w:p>
+    <w:p>
+      <w:pPr>
+        <w:pStyle w:val="ListParagraph"/>
+        <w:numPr>
+          <w:ilvl w:val="0"/>
+          <w:numId w:val="6"/>
+        </w:numPr>
+        <w:jc w:val="both"/>
+      </w:pPr>
+      <w:r>
+        <w:t>T</w:t>
+      </w:r>
+      <w:r>
+        <w:t>ext</w:t>
+      </w:r>
+      <w:r>
+        <w:t xml:space="preserve"> </w:t>
+      </w:r>
+      <w:proofErr w:type="gramStart"/>
+      <w:r>
+        <w:t>color: #</w:t>
+      </w:r>
+      <w:proofErr w:type="gramEnd"/>
+      <w:r>
+        <w:t>000000;</w:t>
+      </w:r>
+    </w:p>
+    <w:p>
+      <w:pPr>
+        <w:pStyle w:val="ListParagraph"/>
+        <w:numPr>
+          <w:ilvl w:val="0"/>
+          <w:numId w:val="6"/>
+        </w:numPr>
+        <w:jc w:val="both"/>
+      </w:pPr>
+      <w:r>
+        <w:t>L</w:t>
+      </w:r>
+      <w:r>
+        <w:t>ight</w:t>
+      </w:r>
+      <w:r>
+        <w:t xml:space="preserve"> </w:t>
+      </w:r>
+      <w:r>
+        <w:t>text</w:t>
+      </w:r>
+      <w:r>
+        <w:t xml:space="preserve"> </w:t>
+      </w:r>
+      <w:proofErr w:type="gramStart"/>
+      <w:r>
+        <w:t>color</w:t>
+      </w:r>
+      <w:r>
+        <w:t>: #</w:t>
+      </w:r>
+      <w:proofErr w:type="gramEnd"/>
+      <w:r>
+        <w:t>ffffff;</w:t>
+      </w:r>
+    </w:p>
+    <w:p>
+      <w:pPr>
+        <w:jc w:val="both"/>
+      </w:pPr>
+      <w:r>
+        <w:rPr>
+          <w:b/>
+          <w:bCs/>
+        </w:rPr>
+        <w:t>Font</w:t>
+      </w:r>
+      <w:r>
+        <w:t xml:space="preserve"> = </w:t>
+      </w:r>
+      <w:r>
+        <w:t>Arial, Helvetica, sans-serif</w:t>
+      </w:r>
+      <w:r>
+        <w:t xml:space="preserve"> and </w:t>
+      </w:r>
+      <w:r>
+        <w:t>'Merriweather', serif;</w:t>
+      </w:r>
+    </w:p>
+    <w:p>
+      <w:pPr>
+        <w:jc w:val="both"/>
+      </w:pPr>
+    </w:p>
+    <w:p>
+      <w:pPr>
+        <w:jc w:val="both"/>
+      </w:pPr>
+    </w:p>
+    <w:p>
+      <w:pPr>
+        <w:jc w:val="both"/>
+      </w:pPr>
+    </w:p>
+    <w:p>
+      <w:pPr>
+        <w:jc w:val="both"/>
+      </w:pPr>
+    </w:p>
+    <w:p>
+      <w:pPr>
+        <w:jc w:val="both"/>
+      </w:pPr>
+    </w:p>
+    <w:p>
+      <w:pPr>
+        <w:jc w:val="both"/>
+      </w:pPr>
+    </w:p>
+    <w:p>
+      <w:pPr>
+        <w:jc w:val="both"/>
+        <w:rPr>
+          <w:b/>
+          <w:bCs/>
+          <w:lang w:val="fr-FR"/>
+        </w:rPr>
       </w:pPr>
       <w:r>
         <w:rPr>
           <w:b/>
           <w:bCs/>
           <w:highlight w:val="yellow"/>
+          <w:lang w:val="fr-FR"/>
         </w:rPr>
         <w:t>Main Pages</w:t>
       </w:r>
@@ -296,11 +526,6 @@
       <w:pPr>
         <w:jc w:val="both"/>
       </w:pPr>
-    </w:p>
-    <w:p>
-      <w:pPr>
-        <w:jc w:val="both"/>
-      </w:pPr>
       <w:r>
         <w:t>A welcoming overview of the coordination including:</w:t>
       </w:r>
@@ -506,95 +731,95 @@
           <w:b/>
           <w:bCs/>
         </w:rPr>
+        <w:t>Youth Activities &amp; Events</w:t>
+      </w:r>
+    </w:p>
+    <w:p>
+      <w:pPr>
+        <w:jc w:val="both"/>
+      </w:pPr>
+      <w:r>
+        <w:t>This section will feature:</w:t>
+      </w:r>
+    </w:p>
+    <w:p>
+      <w:pPr>
+        <w:jc w:val="both"/>
+      </w:pPr>
+      <w:r>
+        <w:t>Upcoming activities</w:t>
+      </w:r>
+    </w:p>
+    <w:p>
+      <w:pPr>
+        <w:jc w:val="both"/>
+      </w:pPr>
+      <w:r>
+        <w:t>Event reports</w:t>
+      </w:r>
+    </w:p>
+    <w:p>
+      <w:pPr>
+        <w:jc w:val="both"/>
+      </w:pPr>
+      <w:r>
+        <w:t>Service projects</w:t>
+      </w:r>
+    </w:p>
+    <w:p>
+      <w:pPr>
+        <w:jc w:val="both"/>
+      </w:pPr>
+      <w:r>
+        <w:t>Talent shows</w:t>
+      </w:r>
+    </w:p>
+    <w:p>
+      <w:pPr>
+        <w:jc w:val="both"/>
+      </w:pPr>
+      <w:r>
+        <w:t>Photo galleries</w:t>
+      </w:r>
+    </w:p>
+    <w:p>
+      <w:pPr>
+        <w:jc w:val="both"/>
+      </w:pPr>
+      <w:r>
+        <w:t>Inspirational messages</w:t>
+      </w:r>
+    </w:p>
+    <w:p>
+      <w:pPr>
+        <w:jc w:val="both"/>
+      </w:pPr>
+      <w:r>
+        <w:t>Scenarios</w:t>
+      </w:r>
+    </w:p>
+    <w:p>
+      <w:pPr>
+        <w:jc w:val="both"/>
+      </w:pPr>
+      <w:r>
+        <w:t>How do I enroll in Seminary?</w:t>
+      </w:r>
+    </w:p>
+    <w:p>
+      <w:pPr>
+        <w:jc w:val="both"/>
+      </w:pPr>
+      <w:r>
+        <w:t>How do I enroll in the Institute of Religion?</w:t>
+      </w:r>
+    </w:p>
+    <w:p>
+      <w:pPr>
+        <w:jc w:val="both"/>
+      </w:pPr>
+      <w:r>
         <w:lastRenderedPageBreak/>
-        <w:t>Youth Activities &amp; Events</w:t>
-      </w:r>
-    </w:p>
-    <w:p>
-      <w:pPr>
-        <w:jc w:val="both"/>
-      </w:pPr>
-      <w:r>
-        <w:t>This section will feature:</w:t>
-      </w:r>
-    </w:p>
-    <w:p>
-      <w:pPr>
-        <w:jc w:val="both"/>
-      </w:pPr>
-      <w:r>
-        <w:t>Upcoming activities</w:t>
-      </w:r>
-    </w:p>
-    <w:p>
-      <w:pPr>
-        <w:jc w:val="both"/>
-      </w:pPr>
-      <w:r>
-        <w:t>Event reports</w:t>
-      </w:r>
-    </w:p>
-    <w:p>
-      <w:pPr>
-        <w:jc w:val="both"/>
-      </w:pPr>
-      <w:r>
-        <w:t>Service projects</w:t>
-      </w:r>
-    </w:p>
-    <w:p>
-      <w:pPr>
-        <w:jc w:val="both"/>
-      </w:pPr>
-      <w:r>
-        <w:t>Talent shows</w:t>
-      </w:r>
-    </w:p>
-    <w:p>
-      <w:pPr>
-        <w:jc w:val="both"/>
-      </w:pPr>
-      <w:r>
-        <w:t>Photo galleries</w:t>
-      </w:r>
-    </w:p>
-    <w:p>
-      <w:pPr>
-        <w:jc w:val="both"/>
-      </w:pPr>
-      <w:r>
-        <w:t>Inspirational messages</w:t>
-      </w:r>
-    </w:p>
-    <w:p>
-      <w:pPr>
-        <w:jc w:val="both"/>
-      </w:pPr>
-      <w:r>
-        <w:t>Scenarios</w:t>
-      </w:r>
-    </w:p>
-    <w:p>
-      <w:pPr>
-        <w:jc w:val="both"/>
-      </w:pPr>
-      <w:r>
-        <w:t>How do I enroll in Seminary?</w:t>
-      </w:r>
-    </w:p>
-    <w:p>
-      <w:pPr>
-        <w:jc w:val="both"/>
-      </w:pPr>
-      <w:r>
-        <w:t>How do I enroll in the Institute of Religion?</w:t>
-      </w:r>
-    </w:p>
-    <w:p>
-      <w:pPr>
-        <w:jc w:val="both"/>
-      </w:pPr>
-      <w:r>
         <w:t>What classes are currently available?</w:t>
       </w:r>
     </w:p>
@@ -851,7 +1076,6 @@
           <w:b/>
           <w:bCs/>
         </w:rPr>
-        <w:lastRenderedPageBreak/>
         <w:t>Typography</w:t>
       </w:r>
     </w:p>
@@ -972,6 +1196,7 @@
         <w:jc w:val="both"/>
       </w:pPr>
       <w:r>
+        <w:lastRenderedPageBreak/>
         <w:t>Dynamic enrollment statistics using JSON</w:t>
       </w:r>
     </w:p>
@@ -1406,6 +1631,119 @@
     </w:lvl>
   </w:abstractNum>
   <w:abstractNum w:abstractNumId="2" w15:restartNumberingAfterBreak="0">
+    <w:nsid w:val="38486ED3"/>
+    <w:multiLevelType w:val="hybridMultilevel"/>
+    <w:tmpl w:val="E3EA3436"/>
+    <w:lvl w:ilvl="0" w:tplc="0409000B">
+      <w:start w:val="1"/>
+      <w:numFmt w:val="bullet"/>
+      <w:lvlText w:val=""/>
+      <w:lvlJc w:val="left"/>
+      <w:pPr>
+        <w:ind w:left="720" w:hanging="360"/>
+      </w:pPr>
+      <w:rPr>
+        <w:rFonts w:ascii="Wingdings" w:hAnsi="Wingdings" w:hint="default"/>
+      </w:rPr>
+    </w:lvl>
+    <w:lvl w:ilvl="1" w:tplc="04090003" w:tentative="1">
+      <w:start w:val="1"/>
+      <w:numFmt w:val="bullet"/>
+      <w:lvlText w:val="o"/>
+      <w:lvlJc w:val="left"/>
+      <w:pPr>
+        <w:ind w:left="1440" w:hanging="360"/>
+      </w:pPr>
+      <w:rPr>
+        <w:rFonts w:ascii="Courier New" w:hAnsi="Courier New" w:cs="Courier New" w:hint="default"/>
+      </w:rPr>
+    </w:lvl>
+    <w:lvl w:ilvl="2" w:tplc="04090005" w:tentative="1">
+      <w:start w:val="1"/>
+      <w:numFmt w:val="bullet"/>
+      <w:lvlText w:val=""/>
+      <w:lvlJc w:val="left"/>
+      <w:pPr>
+        <w:ind w:left="2160" w:hanging="360"/>
+      </w:pPr>
+      <w:rPr>
+        <w:rFonts w:ascii="Wingdings" w:hAnsi="Wingdings" w:hint="default"/>
+      </w:rPr>
+    </w:lvl>
+    <w:lvl w:ilvl="3" w:tplc="04090001" w:tentative="1">
+      <w:start w:val="1"/>
+      <w:numFmt w:val="bullet"/>
+      <w:lvlText w:val=""/>
+      <w:lvlJc w:val="left"/>
+      <w:pPr>
+        <w:ind w:left="2880" w:hanging="360"/>
+      </w:pPr>
+      <w:rPr>
+        <w:rFonts w:ascii="Symbol" w:hAnsi="Symbol" w:hint="default"/>
+      </w:rPr>
+    </w:lvl>
+    <w:lvl w:ilvl="4" w:tplc="04090003" w:tentative="1">
+      <w:start w:val="1"/>
+      <w:numFmt w:val="bullet"/>
+      <w:lvlText w:val="o"/>
+      <w:lvlJc w:val="left"/>
+      <w:pPr>
+        <w:ind w:left="3600" w:hanging="360"/>
+      </w:pPr>
+      <w:rPr>
+        <w:rFonts w:ascii="Courier New" w:hAnsi="Courier New" w:cs="Courier New" w:hint="default"/>
+      </w:rPr>
+    </w:lvl>
+    <w:lvl w:ilvl="5" w:tplc="04090005" w:tentative="1">
+      <w:start w:val="1"/>
+      <w:numFmt w:val="bullet"/>
+      <w:lvlText w:val=""/>
+      <w:lvlJc w:val="left"/>
+      <w:pPr>
+        <w:ind w:left="4320" w:hanging="360"/>
+      </w:pPr>
+      <w:rPr>
+        <w:rFonts w:ascii="Wingdings" w:hAnsi="Wingdings" w:hint="default"/>
+      </w:rPr>
+    </w:lvl>
+    <w:lvl w:ilvl="6" w:tplc="04090001" w:tentative="1">
+      <w:start w:val="1"/>
+      <w:numFmt w:val="bullet"/>
+      <w:lvlText w:val=""/>
+      <w:lvlJc w:val="left"/>
+      <w:pPr>
+        <w:ind w:left="5040" w:hanging="360"/>
+      </w:pPr>
+      <w:rPr>
+        <w:rFonts w:ascii="Symbol" w:hAnsi="Symbol" w:hint="default"/>
+      </w:rPr>
+    </w:lvl>
+    <w:lvl w:ilvl="7" w:tplc="04090003" w:tentative="1">
+      <w:start w:val="1"/>
+      <w:numFmt w:val="bullet"/>
+      <w:lvlText w:val="o"/>
+      <w:lvlJc w:val="left"/>
+      <w:pPr>
+        <w:ind w:left="5760" w:hanging="360"/>
+      </w:pPr>
+      <w:rPr>
+        <w:rFonts w:ascii="Courier New" w:hAnsi="Courier New" w:cs="Courier New" w:hint="default"/>
+      </w:rPr>
+    </w:lvl>
+    <w:lvl w:ilvl="8" w:tplc="04090005" w:tentative="1">
+      <w:start w:val="1"/>
+      <w:numFmt w:val="bullet"/>
+      <w:lvlText w:val=""/>
+      <w:lvlJc w:val="left"/>
+      <w:pPr>
+        <w:ind w:left="6480" w:hanging="360"/>
+      </w:pPr>
+      <w:rPr>
+        <w:rFonts w:ascii="Wingdings" w:hAnsi="Wingdings" w:hint="default"/>
+      </w:rPr>
+    </w:lvl>
+  </w:abstractNum>
+  <w:abstractNum w:abstractNumId="3" w15:restartNumberingAfterBreak="0">
     <w:nsid w:val="56BE7DD3"/>
     <w:multiLevelType w:val="hybridMultilevel"/>
     <w:tmpl w:val="A09C2CCE"/>
@@ -1518,7 +1856,7 @@
       </w:rPr>
     </w:lvl>
   </w:abstractNum>
-  <w:abstractNum w:abstractNumId="3" w15:restartNumberingAfterBreak="0">
+  <w:abstractNum w:abstractNumId="4" w15:restartNumberingAfterBreak="0">
     <w:nsid w:val="64EF7166"/>
     <w:multiLevelType w:val="hybridMultilevel"/>
     <w:tmpl w:val="6EBA5AF0"/>
@@ -1631,7 +1969,7 @@
       </w:rPr>
     </w:lvl>
   </w:abstractNum>
-  <w:abstractNum w:abstractNumId="4" w15:restartNumberingAfterBreak="0">
+  <w:abstractNum w:abstractNumId="5" w15:restartNumberingAfterBreak="0">
     <w:nsid w:val="74954867"/>
     <w:multiLevelType w:val="hybridMultilevel"/>
     <w:tmpl w:val="B8542536"/>
@@ -1745,7 +2083,7 @@
     </w:lvl>
   </w:abstractNum>
   <w:num w:numId="1" w16cid:durableId="1319192092">
-    <w:abstractNumId w:val="3"/>
+    <w:abstractNumId w:val="4"/>
   </w:num>
   <w:num w:numId="2" w16cid:durableId="1522163685">
     <w:abstractNumId w:val="0"/>
@@ -1754,9 +2092,12 @@
     <w:abstractNumId w:val="1"/>
   </w:num>
   <w:num w:numId="4" w16cid:durableId="1667900420">
-    <w:abstractNumId w:val="4"/>
+    <w:abstractNumId w:val="5"/>
   </w:num>
   <w:num w:numId="5" w16cid:durableId="2045516853">
+    <w:abstractNumId w:val="3"/>
+  </w:num>
+  <w:num w:numId="6" w16cid:durableId="879434984">
     <w:abstractNumId w:val="2"/>
   </w:num>
 </w:numbering>
@@ -2365,7 +2706,6 @@
   <w:style w:type="character" w:default="1" w:styleId="DefaultParagraphFont">
     <w:name w:val="Default Paragraph Font"/>
     <w:uiPriority w:val="1"/>
-    <w:semiHidden/>
     <w:unhideWhenUsed/>
   </w:style>
   <w:style w:type="table" w:default="1" w:styleId="TableNormal">
